--- a/일본판/5부/5부_12화_수반지명.docx
+++ b/일본판/5부/5부_12화_수반지명.docx
@@ -92,7 +92,7 @@
           <w:color w:val="555555"/>
           <w:sz w:val="22"/>
         </w:rPr>
-        <w:t>(二〇二五年二月三日(月)午前九時四十分。汐見の事務所。机の上に、臨時国会の召集詔書の写しと、党役員人事の一覧表。壁の時計の下で、鉄瓶が小さく鳴っている。棚の端には、白い湯呑みが一つ、伏せられたまま。灯は六法を開き、榊は手帳、三浦は急須を前にして、真壁を待っている。)</w:t>
+        <w:t>(二〇二五年二月三日(月)午前九時四十分。汐見の事務所。机の上に、臨時国会の召集詔書の写しと、党役員人事の一覧表。壁の時計の下で、鉄瓶が小さく鳴っている。棚の端には白い湯呑みが一つ、伏せられたまま。灯は六法を開き、榊は手帳、三浦は急須を前にして、真壁を待っている。)</w:t>
       </w:r>
     </w:p>
     <w:p>
@@ -138,7 +138,7 @@
           <w:i w:val="0"/>
           <w:sz w:val="22"/>
         </w:rPr>
-        <w:t>はい。その前に、確認をさせてください。指名が、どう進むのか。灯さん、読んでもらえますか。</w:t>
+        <w:t>はい。その前に、確認をさせてください。指名がどう進むのか。灯さん、読んでもらえますか。</w:t>
       </w:r>
     </w:p>
     <w:p>
@@ -161,7 +161,7 @@
           <w:i w:val="0"/>
           <w:sz w:val="22"/>
         </w:rPr>
-        <w:t>憲法六十七条一項です。「内閣総理大臣は、国会議員の中から国会の議決で、これを指名する。この指名は、他のすべての案件に先だつて、これを行ふ」。(間)二項は、衆参で指名が異なった場合です。両院協議会を開いても一致しないとき、または衆議院の議決の後、国会休会中を除いて十日以内に参議院が議決しないとき、衆議院の議決が国会の議決になります。</w:t>
+        <w:t>憲法六十七条一項です。「内閣総理大臣は、国会議員の中から国会の議決で、これを指名する。この指名は他のすべての案件に先だつて、これを行ふ」。(間)二項は衆参で指名が異なった場合です。両院協議会を開いても一致しないとき、または衆議院の議決の後、国会休会中を除いて十日以内に参議院が議決しないとき、衆議院の議決が国会の議決になります。</w:t>
       </w:r>
     </w:p>
     <w:p>
@@ -184,7 +184,7 @@
           <w:i w:val="0"/>
           <w:sz w:val="22"/>
         </w:rPr>
-        <w:t>今回は、そこまで行きませんね。</w:t>
+        <w:t>今回はそこまで行きませんね。</w:t>
       </w:r>
     </w:p>
     <w:p>
@@ -207,7 +207,7 @@
           <w:i w:val="0"/>
           <w:sz w:val="22"/>
         </w:rPr>
-        <w:t>与党が衆議院で単独過半数を持っておりますので、衆議院が先に決まります。参議院も、与党の議席が過半数をわずかに上回っております。ただ、わずかでございます。</w:t>
+        <w:t>与党が衆議院で単独過半数を持っておりますので、衆議院が先に決まります。参議院も与党の議席が過半数をわずかに上回っております。ただわずかでございます。</w:t>
       </w:r>
     </w:p>
     <w:p>
@@ -230,7 +230,7 @@
           <w:i w:val="0"/>
           <w:sz w:val="22"/>
         </w:rPr>
-        <w:t>参議院は、無所属の方の動きひとつで、数が変わります。昨夜、一覧を作り直しました。</w:t>
+        <w:t>参議院は無所属の方の動きひとつで、数が変わります。昨夜、一覧を作り直しました。</w:t>
       </w:r>
     </w:p>
     <w:p>
@@ -276,7 +276,7 @@
           <w:i w:val="0"/>
           <w:sz w:val="22"/>
         </w:rPr>
-        <w:t>野党は、国民第一党の剣持代表をお立てになるとのことでございます。剣持様が、本会議場で自分の名前に一票を投じることも、すでに報じられております。</w:t>
+        <w:t>野党は国民第一党の剣持代表をお立てになるとのことでございます。剣持様が本会議場で自分の名前に一票を投じることも、すでに報じられております。</w:t>
       </w:r>
     </w:p>
     <w:p>
@@ -322,7 +322,7 @@
           <w:i w:val="0"/>
           <w:sz w:val="22"/>
         </w:rPr>
-        <w:t>出すのは、数のためじゃないんでしょう。(間)あの人は、自分の名前が読み上げられる声を、国会で響かせたい。僕は、それを止めません。</w:t>
+        <w:t>出すのは数のためじゃないんでしょう。(間)あの人は、自分の名前が読み上げられる声を、国会で響かせたい。僕はそれを止めません。</w:t>
       </w:r>
     </w:p>
     <w:p>
@@ -429,7 +429,7 @@
           <w:i w:val="0"/>
           <w:sz w:val="22"/>
         </w:rPr>
-        <w:t>だから、お願いしました。少ない味方を、一人ずつ数える仕事を。</w:t>
+        <w:t>だからお願いしました。少ない味方を、一人ずつ数える仕事を。</w:t>
       </w:r>
     </w:p>
     <w:p>
@@ -452,7 +452,7 @@
           <w:i w:val="0"/>
           <w:sz w:val="22"/>
         </w:rPr>
-        <w:t>楠田先生は、入閣を断られたと伺いました。</w:t>
+        <w:t>楠田先生は入閣を断られたと伺いました。</w:t>
       </w:r>
     </w:p>
     <w:p>
@@ -475,7 +475,7 @@
           <w:i w:val="0"/>
           <w:sz w:val="22"/>
         </w:rPr>
-        <w:t>総務会長のお席で、党則の改正案を自分の机で扱いたい、とおっしゃいました。「入閣すれば、礼に聞こえる」と。</w:t>
+        <w:t>総務会長のお席で、党則の改正案を自分の机で扱いたい、とおっしゃいました。「入閣すれば礼に聞こえる」と。</w:t>
       </w:r>
     </w:p>
     <w:p>
@@ -498,7 +498,7 @@
           <w:i w:val="0"/>
           <w:sz w:val="22"/>
         </w:rPr>
-        <w:t>礼のつもりでは、お願いしていません。(間)それを、先生はわかってくださった。</w:t>
+        <w:t>礼のつもりでは、お願いしていません。(間)それを先生はわかってくださった。</w:t>
       </w:r>
     </w:p>
     <w:p>
@@ -544,7 +544,7 @@
           <w:i w:val="0"/>
           <w:sz w:val="22"/>
         </w:rPr>
-        <w:t>官房長官に、岸本恒一先生。五期でございます。防衛大臣は、倉前先生。財務大臣は、党の税制調査会で長く務められた方でございます。(手帳を一枚、めくる)内閣情報調査室長は、年内の人事でございます。候補欄には、一行、お名前があるだけで。</w:t>
+        <w:t>官房長官に、岸本恒一先生。五期でございます。防衛大臣は、倉前先生。財務大臣は党の税制調査会で長く務められた方でございます。(手帳を一枚、めくる)内閣情報調査室長は、年内の人事でございます。候補欄には、一行お名前があるだけで。</w:t>
       </w:r>
     </w:p>
     <w:p>
@@ -567,7 +567,7 @@
           <w:i w:val="0"/>
           <w:sz w:val="22"/>
         </w:rPr>
-        <w:t>名前は、まだ口にしないでください。</w:t>
+        <w:t>名前はまだ口にしないでください。</w:t>
       </w:r>
     </w:p>
     <w:p>
@@ -651,7 +651,7 @@
           <w:i w:val="0"/>
           <w:sz w:val="22"/>
         </w:rPr>
-        <w:t>待ってはいない。(湯呑みを取る)ただ、君の指名の日に、わたしが事務所にいるとは、五年前は思わなかった。</w:t>
+        <w:t>待ってはいない。(湯呑みを取る)ただ君の指名の日に、わたしが事務所にいるとは、五年前は思わなかった。</w:t>
       </w:r>
     </w:p>
     <w:p>
@@ -697,7 +697,7 @@
           <w:i w:val="0"/>
           <w:sz w:val="22"/>
         </w:rPr>
-        <w:t>叱りに来て、座り込んで、帰らなかった。(茶を一口)……これで、いいんだ。今日は、書類の話だけしよう。</w:t>
+        <w:t>叱りに来て座り込んで、帰らなかった。(茶を一口)……これでいいんだ。今日は書類の話だけしよう。</w:t>
       </w:r>
     </w:p>
     <w:p>
@@ -765,7 +765,7 @@
           <w:color w:val="555555"/>
           <w:sz w:val="22"/>
         </w:rPr>
-        <w:t>(事務総長が議員の名前を順に読み上げる。呼ばれた議員が登壇し、札を箱へ入れる。真壁の番になる。深い緑の絨毯の上を、まっすぐ登壇する。ほんの一拍だけ、札の名前を見る。それから、箱へ入れる。)</w:t>
+        <w:t>(事務総長が議員の名前を順に読み上げる。呼ばれた議員が登壇し、札を箱へ入れる。真壁の番になる。深い緑の絨毯の上を、まっすぐ登壇する。ほんの一拍だけ、札の名前を見る。それから箱へ入れる。)</w:t>
       </w:r>
     </w:p>
     <w:p>
@@ -821,7 +821,7 @@
           <w:i w:val="0"/>
           <w:sz w:val="22"/>
         </w:rPr>
-        <w:t>憲法の上でも、そうして構わないのです。(間)功も、自分の札を自分で入れる人でした。入れてから、必ず座席で、膝を叩いて一度だけ頷くのです。</w:t>
+        <w:t>憲法の上でも、そうして構わないのです。(間)功も自分の札を自分で入れる人でした。入れてから必ず座席で、膝を叩いて一度だけ頷くのです。</w:t>
       </w:r>
     </w:p>
     <w:p>
@@ -836,7 +836,7 @@
           <w:color w:val="555555"/>
           <w:sz w:val="22"/>
         </w:rPr>
-        <w:t>(戻る途中の真壁が、座席に着く。膝を叩いて、一度だけ頷く。傍聴席の澄子が、息を吐くように、小さく笑う。)</w:t>
+        <w:t>(戻る途中の真壁が、座席に着く。膝を叩いて一度だけ頷く。傍聴席の澄子が、息を吐くように、小さく笑う。)</w:t>
       </w:r>
     </w:p>
     <w:p>
@@ -859,7 +859,7 @@
           <w:i w:val="0"/>
           <w:sz w:val="22"/>
         </w:rPr>
-        <w:t>投票を終了します。開票を行います。(間)投票総数四百六十三。うち、有効投票四百六十三、白票なし。真壁遼君、二百五十八票。剣持巌君、百十九票。その他の者、八十六票。過半数は二百三十二票です。</w:t>
+        <w:t>投票を終了します。開票を行います。(間)投票総数四百六十三。うち有効投票四百六十三、白票なし。真壁遼君、二百五十八票。剣持巌君、百十九票。その他の者、八十六票。過半数は二百三十二票です。</w:t>
       </w:r>
     </w:p>
     <w:p>
@@ -897,7 +897,7 @@
           <w:i w:val="0"/>
           <w:sz w:val="22"/>
         </w:rPr>
-        <w:t>よって、真壁遼君が、内閣総理大臣に指名されました。</w:t>
+        <w:t>よって真壁遼君が、内閣総理大臣に指名されました。</w:t>
       </w:r>
     </w:p>
     <w:p>
@@ -912,7 +912,7 @@
           <w:color w:val="555555"/>
           <w:sz w:val="22"/>
         </w:rPr>
-        <w:t>(拍手は大きくならない。真壁が立ち、議場に向かって、深く頭を下げる。それから、左側の剣持の席へも、同じ角度で頭を下げる。剣持は、顎を引くだけで応じない。)</w:t>
+        <w:t>(拍手は大きくならない。真壁が立ち議場に向かって、深く頭を下げる。それから左側の剣持の席へも、同じ角度で頭を下げる。剣持は顎を引くだけで応じない。)</w:t>
       </w:r>
     </w:p>
     <w:p>
@@ -935,7 +935,7 @@
           <w:i w:val="0"/>
           <w:sz w:val="22"/>
         </w:rPr>
-        <w:t>……三十八歳でございます。ただ、最年少かどうかは、私どもの手元の資料では断言いたしかねます。</w:t>
+        <w:t>……三十八歳でございます。ただ最年少かどうかは、私どもの手元の資料では断言いたしかねます。</w:t>
       </w:r>
     </w:p>
     <w:p>
@@ -958,7 +958,7 @@
           <w:i w:val="0"/>
           <w:sz w:val="22"/>
         </w:rPr>
-        <w:t>「若い総理」でいいと思います。報道も、そう書くでしょう。</w:t>
+        <w:t>「若い総理」でいいと思います。報道もそう書くでしょう。</w:t>
       </w:r>
     </w:p>
     <w:p>
@@ -1004,7 +1004,7 @@
           <w:i w:val="0"/>
           <w:sz w:val="22"/>
         </w:rPr>
-        <w:t>六票は、欠席の方と、造反の方の差でございます。想定の内でございます。</w:t>
+        <w:t>六票は欠席の方と、造反の方の差でございます。想定の内でございます。</w:t>
       </w:r>
     </w:p>
     <w:p>
@@ -1057,7 +1057,7 @@
           <w:color w:val="555555"/>
           <w:sz w:val="22"/>
         </w:rPr>
-        <w:t>(今度は、拍手が先に起きる。傍聴席の三浦が、手帳に「百三十一」と書き、すぐに線で消して、書き直す。)</w:t>
+        <w:t>(今度は拍手が先に起きる。傍聴席の三浦が、手帳に「百三十一」と書きすぐに線で消して、書き直す。)</w:t>
       </w:r>
     </w:p>
     <w:p>
@@ -1156,7 +1156,7 @@
           <w:color w:val="555555"/>
           <w:sz w:val="22"/>
         </w:rPr>
-        <w:t>(午後九時二十分。海潮寺の墓地。山門は住職が閉めずにおいてくれた。港のほうの灯が、石段の下にぽつぽつと見える。墓の前の水桶に、うっすら氷が張っている。真壁と灯が、懐中電灯を足元に向けながら、桐生家の墓の前に立つ。真壁は黒いコートの下に、まだ議場のままのスーツ。手には、魔法瓶と、蓋つきの湯呑み。)</w:t>
+        <w:t>(午後九時二十分。海潮寺の墓地。山門は住職が閉めずにおいてくれた。港のほうの灯が、石段の下にぽつぽつと見える。墓の前の水桶に、うっすら氷が張っている。真壁と灯が懐中電灯を足元に向けながら、桐生家の墓の前に立つ。真壁は黒いコートの下に、まだ議場のままのスーツ。手には魔法瓶と、蓋つきの湯呑み。)</w:t>
       </w:r>
     </w:p>
     <w:p>
@@ -1202,7 +1202,7 @@
           <w:i w:val="0"/>
           <w:sz w:val="22"/>
         </w:rPr>
-        <w:t>寒いよ。でも、ここは昔から、冬は寒いんだ。(魔法瓶の蓋を開ける)桐生先生は、事務所の石油ストーブを、絶対につけなかった。「寒いと、人は早く結論を出す」と言って。</w:t>
+        <w:t>寒いよ。でもここは昔から、冬は寒いんだ。(魔法瓶の蓋を開ける)桐生先生は、事務所の石油ストーブを、絶対につけなかった。「寒いと人は早く結論を出す」と言って。</w:t>
       </w:r>
     </w:p>
     <w:p>
@@ -1248,7 +1248,7 @@
           <w:i w:val="0"/>
           <w:sz w:val="22"/>
         </w:rPr>
-        <w:t>半分は、冗談だったと思う。残りの半分は、わからない。(蓋つきの湯呑みにほうじ茶を注ぐ。煙が一本、夜気に立つ)</w:t>
+        <w:t>半分は冗談だったと思う。残りの半分は、わからない。(蓋つきの湯呑みにほうじ茶を注ぐ。煙が一本、夜気に立つ)</w:t>
       </w:r>
     </w:p>
     <w:p>
@@ -1286,7 +1286,7 @@
           <w:i w:val="0"/>
           <w:sz w:val="22"/>
         </w:rPr>
-        <w:t>先生。今日、国会で名前を呼ばれました。指名、というそうです。(間)先生の事務所の看板は、まだ外していません。外せませんでした。</w:t>
+        <w:t>先生。今日、国会で名前を呼ばれました。指名というそうです。(間)先生の事務所の看板は、まだ外していません。外せませんでした。</w:t>
       </w:r>
     </w:p>
     <w:p>
@@ -1309,7 +1309,7 @@
           <w:i w:val="0"/>
           <w:sz w:val="22"/>
         </w:rPr>
-        <w:t>桐生先生は、先生に、何をお渡しになったんですか。</w:t>
+        <w:t>桐生先生は、先生に何をお渡しになったんですか。</w:t>
       </w:r>
     </w:p>
     <w:p>
@@ -1332,7 +1332,7 @@
           <w:i w:val="0"/>
           <w:sz w:val="22"/>
         </w:rPr>
-        <w:t>何も渡されていない、と思っていた。(間)事務所の看板と、机と、弁護士の名前。それ以外に、何を渡されたのか、今でも、よくわからない。</w:t>
+        <w:t>何も渡されていない、と思っていた。(間)事務所の看板と、机と弁護士の名前。それ以外に、何を渡されたのか、今でもよくわからない。</w:t>
       </w:r>
     </w:p>
     <w:p>
@@ -1355,7 +1355,7 @@
           <w:i w:val="0"/>
           <w:sz w:val="22"/>
         </w:rPr>
-        <w:t>荀子を、持ってきました。(ポケットから文庫本を取り出す。付箋のページを開く)勧学篇です。「青は藍より出でて藍より青し」。</w:t>
+        <w:t>荀子を持ってきました。(ポケットから文庫本を取り出す。付箋のページを開く)勧学篇です。「青は藍より出でて藍より青し」。</w:t>
       </w:r>
     </w:p>
     <w:p>
@@ -1401,7 +1401,7 @@
           <w:i w:val="0"/>
           <w:sz w:val="22"/>
         </w:rPr>
-        <w:t>青は藍より出でて藍より青し。氷は水これを為して水より寒し。(間)弟子が師を越える、という意味でよく使われます。でも、荀子が言いたかったのは、そこではないと思うんです。</w:t>
+        <w:t>青は藍より出でて藍より青し。氷は水これを為して水より寒し。(間)弟子が師を越える、という意味でよく使われます。でも荀子が言いたかったのは、そこではないと思うんです。</w:t>
       </w:r>
     </w:p>
     <w:p>
@@ -1447,7 +1447,7 @@
           <w:i w:val="0"/>
           <w:sz w:val="22"/>
         </w:rPr>
-        <w:t>学ぶことをやめなければ、藍から出た青は、藍より青くなる。やめなければ、です。越えた、とは書いていません。</w:t>
+        <w:t>学ぶことをやめなければ、藍から出た青は、藍より青くなる。やめなければ、です。越えたとは書いていません。</w:t>
       </w:r>
     </w:p>
     <w:p>
@@ -1480,7 +1480,7 @@
           <w:i w:val="0"/>
           <w:sz w:val="22"/>
         </w:rPr>
-        <w:t>僕は、藍にもなれていないよ。染め物の桶の底に、沈んでいるだけだ。</w:t>
+        <w:t>僕は藍にもなれていないよ。染め物の桶の底に、沈んでいるだけだ。</w:t>
       </w:r>
     </w:p>
     <w:p>
@@ -1526,7 +1526,7 @@
           <w:i w:val="0"/>
           <w:sz w:val="22"/>
         </w:rPr>
-        <w:t>数字を、言うんだね。</w:t>
+        <w:t>数字を言うんだね。</w:t>
       </w:r>
     </w:p>
     <w:p>
@@ -1587,7 +1587,7 @@
           <w:i w:val="0"/>
           <w:sz w:val="22"/>
         </w:rPr>
-        <w:t>先生、僕は、まだ総理になった気がしません。世襲の議員が、国の長になった。それを終わらせると言った人間が、世襲の最も大きな席に座った。先生が生きておられたら、何と言うか。</w:t>
+        <w:t>先生、僕はまだ総理になった気がしません。世襲の議員が、国の長になった。それを終わらせると言った人間が、世襲の最も大きな席に座った。先生が生きておられたら、何と言うか。</w:t>
       </w:r>
     </w:p>
     <w:p>
@@ -1610,7 +1610,7 @@
           <w:i w:val="0"/>
           <w:sz w:val="22"/>
         </w:rPr>
-        <w:t>先生は、何と言うと思いますか。</w:t>
+        <w:t>先生は何と言うと思いますか。</w:t>
       </w:r>
     </w:p>
     <w:p>
@@ -1656,7 +1656,7 @@
           <w:i w:val="0"/>
           <w:sz w:val="22"/>
         </w:rPr>
-        <w:t>二つ、ですね。</w:t>
+        <w:t>二つですね。</w:t>
       </w:r>
     </w:p>
     <w:p>
@@ -1679,7 +1679,7 @@
           <w:i w:val="0"/>
           <w:sz w:val="22"/>
         </w:rPr>
-        <w:t>桐生先生は、いつも二つ言う人だった。片方だけ聞くと、必ず外れる。(魔法瓶の蓋に残りを注ぎ、一口飲む)残りは、先生の分だ。冷めるまで、ここに置いていく。</w:t>
+        <w:t>桐生先生は、いつも二つ言う人だった。片方だけ聞くと、必ず外れる。(魔法瓶の蓋に残りを注ぎ、一口飲む)残りは先生の分だ。冷めるまで、ここに置いていく。</w:t>
       </w:r>
     </w:p>
     <w:p>
@@ -1724,7 +1724,7 @@
           <w:color w:val="555555"/>
           <w:sz w:val="22"/>
         </w:rPr>
-        <w:t>(墓前に、白い菊が一束。既に誰かが供えている。花の紙は、雪の湿りが残っている。)</w:t>
+        <w:t>(墓前に白い菊が一束。既に誰かが供えている。花の紙は雪の湿りが残っている。)</w:t>
       </w:r>
     </w:p>
     <w:p>
@@ -1770,7 +1770,7 @@
           <w:i w:val="0"/>
           <w:sz w:val="22"/>
         </w:rPr>
-        <w:t>母だ。昨日の夕方に来たんだろう。(菊の根元を指で確かめる)今日は来ない、と言っていた。「功は、勝った夜に自分で茶碗を洗う人だったから、わたしは家で待つ」と。</w:t>
+        <w:t>母だ。昨日の夕方に来たんだろう。(菊の根元を指で確かめる)今日は来ない、と言っていた。「功は勝った夜に自分で茶碗を洗う人だったから、わたしは家で待つ」と。</w:t>
       </w:r>
     </w:p>
     <w:p>
@@ -1793,7 +1793,7 @@
           <w:i w:val="0"/>
           <w:sz w:val="22"/>
         </w:rPr>
-        <w:t>先生は、お父さんの前では、どんな顔をなさるんですか。</w:t>
+        <w:t>先生はお父さんの前では、どんな顔をなさるんですか。</w:t>
       </w:r>
     </w:p>
     <w:p>
@@ -1816,7 +1816,7 @@
           <w:i w:val="0"/>
           <w:sz w:val="22"/>
         </w:rPr>
-        <w:t>何も変わらないよ。(間)ただ、立ったまま話せない。しゃがむ。しゃがむと、父の顔の高さになる。</w:t>
+        <w:t>何も変わらないよ。(間)ただ立ったまま話せない。しゃがむ。しゃがむと、父の顔の高さになる。</w:t>
       </w:r>
     </w:p>
     <w:p>
@@ -1854,7 +1854,7 @@
           <w:i w:val="0"/>
           <w:sz w:val="22"/>
         </w:rPr>
-        <w:t>父さん。三代目になりました。(間)三代目、なんて呼ばれ方は、父さんが一番嫌いだったでしょう。</w:t>
+        <w:t>父さん。三代目になりました。(間)三代目なんて呼ばれ方は、父さんが一番嫌いだったでしょう。</w:t>
       </w:r>
     </w:p>
     <w:p>
@@ -1900,7 +1900,7 @@
           <w:i w:val="0"/>
           <w:sz w:val="22"/>
         </w:rPr>
-        <w:t>初代が祖父の権之助、二代目が父、三代目が僕。そう数えられるのを、父は笑って流した。でも、二人きりの時は、「数えるな。数えると、続きが決まる」と言った。</w:t>
+        <w:t>初代が祖父の権之助、二代目が父、三代目が僕。そう数えられるのを、父は笑って流した。でも二人きりの時は、「数えるな。数えると、続きが決まる」と言った。</w:t>
       </w:r>
     </w:p>
     <w:p>
@@ -1923,7 +1923,7 @@
           <w:i w:val="0"/>
           <w:sz w:val="22"/>
         </w:rPr>
-        <w:t>続きが、決まる。</w:t>
+        <w:t>続きが決まる。</w:t>
       </w:r>
     </w:p>
     <w:p>
@@ -1946,7 +1946,7 @@
           <w:i w:val="0"/>
           <w:sz w:val="22"/>
         </w:rPr>
-        <w:t>数えられたら、続けなければならなくなる。続けたくなくても。(間)だから、父は最後まで、僕に議員になれとは、一言も言わなかった。遺言にも、書いていない。</w:t>
+        <w:t>数えられたら、続けなければならなくなる。続けたくなくても。(間)だから父は最後まで、僕に議員になれとは、一言も言わなかった。遺言にも書いていない。</w:t>
       </w:r>
     </w:p>
     <w:p>
@@ -1969,7 +1969,7 @@
           <w:i w:val="0"/>
           <w:sz w:val="22"/>
         </w:rPr>
-        <w:t>でも、帳簿は。</w:t>
+        <w:t>でも帳簿は。</w:t>
       </w:r>
     </w:p>
     <w:p>
@@ -1992,7 +1992,7 @@
           <w:i w:val="0"/>
           <w:sz w:val="22"/>
         </w:rPr>
-        <w:t>「帳簿は、榊が知っている」。「開けるのは、お前が決めてからだ」。(間)この二つだけだ。父が最後に僕に言ったのは。</w:t>
+        <w:t>「帳簿は榊が知っている」。「開けるのは、お前が決めてからだ」。(間)この二つだけだ。父が最後に僕に言ったのは。</w:t>
       </w:r>
     </w:p>
     <w:p>
@@ -2007,7 +2007,7 @@
           <w:color w:val="555555"/>
           <w:sz w:val="22"/>
         </w:rPr>
-        <w:t>(風が杉の枝を鳴らす。遠くで、寺の鐘ではなく、国道を渡る貨物列車の音。)</w:t>
+        <w:t>(風が杉の枝を鳴らす。遠くで寺の鐘ではなく、国道を渡る貨物列車の音。)</w:t>
       </w:r>
     </w:p>
     <w:p>
@@ -2076,7 +2076,7 @@
           <w:i w:val="0"/>
           <w:sz w:val="22"/>
         </w:rPr>
-        <w:t>それは、逃げではないんですか。</w:t>
+        <w:t>それは逃げではないんですか。</w:t>
       </w:r>
     </w:p>
     <w:p>
@@ -2099,7 +2099,7 @@
           <w:i w:val="0"/>
           <w:sz w:val="22"/>
         </w:rPr>
-        <w:t>逃げだよ。でも、父は「決めたら」と言った。「決めろ」とは言わなかった。(間)言葉の、一つ分だけの余白だ。そこに、僕は住んでいる。</w:t>
+        <w:t>逃げだよ。でも父は「決めたら」と言った。「決めろ」とは言わなかった。(間)言葉の一つ分だけの余白だ。そこに僕は住んでいる。</w:t>
       </w:r>
     </w:p>
     <w:p>
@@ -2207,7 +2207,7 @@
           <w:color w:val="555555"/>
           <w:sz w:val="22"/>
         </w:rPr>
-        <w:t>(一拍あって、短く息を吐く)</w:t>
+        <w:t>(一拍あって短く息を吐く)</w:t>
       </w:r>
       <w:r>
         <w:rPr>
@@ -2216,7 +2216,7 @@
           <w:i w:val="0"/>
           <w:sz w:val="22"/>
         </w:rPr>
-        <w:t>灯さんは、時々、父に似た冗談を言う。</w:t>
+        <w:t>灯さんは、時々父に似た冗談を言う。</w:t>
       </w:r>
     </w:p>
     <w:p>
@@ -2262,7 +2262,7 @@
           <w:i w:val="0"/>
           <w:sz w:val="22"/>
         </w:rPr>
-        <w:t>会ったことがなくても、似るんだ。(立ち上がる)……行こう。父さん、また来ます。席は、空けておきます。</w:t>
+        <w:t>会ったことがなくても、似るんだ。(立ち上がる)……行こう。父さん、また来ます。席は空けておきます。</w:t>
       </w:r>
     </w:p>
     <w:p>
@@ -2277,7 +2277,7 @@
           <w:color w:val="555555"/>
           <w:sz w:val="22"/>
         </w:rPr>
-        <w:t>(墓石の前の水桶の氷が、ほんの少しだけ、鳴る。灯が、墓に向かって深く頭を下げる。)</w:t>
+        <w:t>(墓石の前の水桶の氷が、ほんの少しだけ、鳴る。灯が墓に向かって深く頭を下げる。)</w:t>
       </w:r>
     </w:p>
     <w:p>
@@ -2353,7 +2353,7 @@
           <w:i w:val="0"/>
           <w:sz w:val="22"/>
         </w:rPr>
-        <w:t>寺から、駅まで送りました。最終の電車で、寮へ戻ります。明日、朝六時の新幹線で、僕より先に東京へ。</w:t>
+        <w:t>寺から駅まで送りました。最終の電車で、寮へ戻ります。明日、朝六時の新幹線で、僕より先に東京へ。</w:t>
       </w:r>
     </w:p>
     <w:p>
@@ -2376,7 +2376,7 @@
           <w:i w:val="0"/>
           <w:sz w:val="22"/>
         </w:rPr>
-        <w:t>疲れたでしょう。(書斎に入り、盆を机の端に置く)食べなさい。梅だけ。</w:t>
+        <w:t>疲れたでしょう。(書斎に入り盆を机の端に置く)食べなさい。梅だけ。</w:t>
       </w:r>
     </w:p>
     <w:p>
@@ -2437,7 +2437,7 @@
           <w:i w:val="0"/>
           <w:sz w:val="22"/>
         </w:rPr>
-        <w:t>鍵を、出しているのね。</w:t>
+        <w:t>鍵を出しているのね。</w:t>
       </w:r>
     </w:p>
     <w:p>
@@ -2529,7 +2529,7 @@
           <w:i w:val="0"/>
           <w:sz w:val="22"/>
         </w:rPr>
-        <w:t>三人は、そろいましたよ。この間、榊さんは、白い湯呑みでお茶を飲みました。</w:t>
+        <w:t>三人はそろいましたよ。この間、榊さんは、白い湯呑みでお茶を飲みました。</w:t>
       </w:r>
     </w:p>
     <w:p>
@@ -2552,7 +2552,7 @@
           <w:i w:val="0"/>
           <w:sz w:val="22"/>
         </w:rPr>
-        <w:t>飲みました。でも、まだ、そろっていない気がします。(間)四つの箱は、「開ける日」ではなく、「開けられる日」を待っています。</w:t>
+        <w:t>飲みました。でもまだそろっていない気がします。(間)四つの箱は、「開ける日」ではなく、「開けられる日」を待っています。</w:t>
       </w:r>
     </w:p>
     <w:p>
@@ -2598,7 +2598,7 @@
           <w:i w:val="0"/>
           <w:sz w:val="22"/>
         </w:rPr>
-        <w:t>「筋を通せ。通ったら、開けろ」。(間)父は筋、という言葉が好きでした。</w:t>
+        <w:t>「筋を通せ。通ったら、開けろ」。(間)父は筋という言葉が好きでした。</w:t>
       </w:r>
     </w:p>
     <w:p>
@@ -2621,7 +2621,7 @@
           <w:i w:val="0"/>
           <w:sz w:val="22"/>
         </w:rPr>
-        <w:t>筋、は、功が言う時は、急がない、という意味でした。(握り飯を、真壁に差し出す)あなたの言う時は、少し違う。待っている、という意味に聞こえます。</w:t>
+        <w:t>筋は功が言う時は、急がない、という意味でした。(握り飯を、真壁に差し出す)あなたの言う時は、少し違う。待っているという意味に聞こえます。</w:t>
       </w:r>
     </w:p>
     <w:p>
@@ -2667,7 +2667,7 @@
           <w:i w:val="0"/>
           <w:sz w:val="22"/>
         </w:rPr>
-        <w:t>急がないは、待たなくていい人の言葉。待っている、は、待たされた人の言葉。(間)あなたは、待たされた人の側に、立ち続けなさい。総理になっても。</w:t>
+        <w:t>急がないは、待たなくていい人の言葉。待っている、は待たされた人の言葉。(間)あなたは、待たされた人の側に、立ち続けなさい。総理になっても。</w:t>
       </w:r>
     </w:p>
     <w:p>
@@ -2774,7 +2774,7 @@
           <w:i w:val="0"/>
           <w:sz w:val="22"/>
         </w:rPr>
-        <w:t>家は、閉じるもので、畳むものではない。(間)閉じた家には、鍵を掛けるのではなく、台所の火を点けておくのです。</w:t>
+        <w:t>家は閉じるもので、畳むものではない。(間)閉じた家には、鍵を掛けるのではなく、台所の火を点けておくのです。</w:t>
       </w:r>
     </w:p>
     <w:p>
@@ -2789,7 +2789,7 @@
           <w:color w:val="555555"/>
           <w:sz w:val="22"/>
         </w:rPr>
-        <w:t>(真壁は箱の列を一度見て、頷く。それから、書斎の電気を消す前に、四つの箱の上の埃を、袖でそっと払う。)</w:t>
+        <w:t>(真壁は箱の列を一度見て、頷く。それから書斎の電気を消す前に、四つの箱の上の埃を、袖でそっと払う。)</w:t>
       </w:r>
     </w:p>
     <w:p>
@@ -2834,7 +2834,7 @@
           <w:color w:val="555555"/>
           <w:sz w:val="22"/>
         </w:rPr>
-        <w:t>(午後一時。総理大臣官邸、五階。記者会見場。真壁は演台の前に立つ。胸にバッジを一つ。三十八歳の総理大臣。後ろに、閣僚の名札を挟んだ白い台紙。)</w:t>
+        <w:t>(午後一時。総理大臣官邸、五階。記者会見場。真壁は演台の前に立つ。胸にバッジを一つ。三十八歳の総理大臣。後ろに閣僚の名札を挟んだ白い台紙。)</w:t>
       </w:r>
     </w:p>
     <w:p>
@@ -2857,7 +2857,7 @@
           <w:i w:val="0"/>
           <w:sz w:val="22"/>
         </w:rPr>
-        <w:t>内閣総理大臣の真壁遼です。まず、総裁選で申し上げた三つを、あらためて申し上げます。一つ、政策活動費は、一円も受け取りません。二つ、収容施設の移送基準を公開します。三つ、地方債務の帳簿を国会に出します。</w:t>
+        <w:t>内閣総理大臣の真壁遼です。まず総裁選で申し上げた三つを、あらためて申し上げます。一つ政策活動費は、一円も受け取りません。二つ収容施設の移送基準を公開します。三つ地方債務の帳簿を国会に出します。</w:t>
       </w:r>
     </w:p>
     <w:p>
@@ -2956,7 +2956,7 @@
           <w:i w:val="0"/>
           <w:sz w:val="22"/>
         </w:rPr>
-        <w:t>反対の席に座っていただくためです。閣議で、僕が間違っていると思ったときに、僕に聞こえる場所で、そう言う人が必要だからです。</w:t>
+        <w:t>反対の席に座っていただくためです。閣議で僕が間違っていると思ったときに、僕に聞こえる場所で、そう言う人が必要だからです。</w:t>
       </w:r>
     </w:p>
     <w:p>
@@ -3101,7 +3101,7 @@
           <w:i w:val="0"/>
           <w:sz w:val="22"/>
         </w:rPr>
-        <w:t>総理。先ほど、財務省の次官が、ご挨拶に来ております。</w:t>
+        <w:t>総理。先ほど財務省の次官が、ご挨拶に来ております。</w:t>
       </w:r>
     </w:p>
     <w:p>
@@ -3147,7 +3147,7 @@
           <w:i w:val="0"/>
           <w:sz w:val="22"/>
         </w:rPr>
-        <w:t>一つだけ、先に申します。予備費の執行実績の資料請求は、最初の一ヶ月は、控えられた方が、お身のためです。</w:t>
+        <w:t>一つだけ先に申します。予備費の執行実績の資料請求は、最初の一ヶ月は、控えられた方が、お身のためです。</w:t>
       </w:r>
     </w:p>
     <w:p>
@@ -3170,7 +3170,7 @@
           <w:i w:val="0"/>
           <w:sz w:val="22"/>
         </w:rPr>
-        <w:t>なぜ、ですか。</w:t>
+        <w:t>なぜですか。</w:t>
       </w:r>
     </w:p>
     <w:p>
@@ -3277,7 +3277,7 @@
           <w:i w:val="0"/>
           <w:sz w:val="22"/>
         </w:rPr>
-        <w:t>内閣情報調査室長の候補欄の名前は、年内の人事でございます。今は、空欄のままで結構でございます。</w:t>
+        <w:t>内閣情報調査室長の候補欄の名前は、年内の人事でございます。今は空欄のままで結構でございます。</w:t>
       </w:r>
     </w:p>
     <w:p>
@@ -3300,7 +3300,7 @@
           <w:i w:val="0"/>
           <w:sz w:val="22"/>
         </w:rPr>
-        <w:t>空欄で、お願いします。</w:t>
+        <w:t>空欄でお願いします。</w:t>
       </w:r>
     </w:p>
     <w:p>
@@ -3330,7 +3330,7 @@
           <w:color w:val="555555"/>
           <w:sz w:val="22"/>
         </w:rPr>
-        <w:t>(午後八時。「潮彩」二階。テレビが据えつけの棚で点いている。画面に、官邸の会見場。女将は煮付けを運び、和代は台所と座敷を往復する。浜野は座敷の隅、杖を膝に立てかけて、画面を睨むように見ている。翔太、大城、ホアも座っている。)</w:t>
+        <w:t>(午後八時。「潮彩」二階。テレビが据えつけの棚で点いている。画面に官邸の会見場。女将は煮付けを運び、和代は台所と座敷を往復する。浜野は座敷の隅、杖を膝に立てかけて、画面を睨むように見ている。翔太、大城、ホアも座っている。)</w:t>
       </w:r>
     </w:p>
     <w:p>
@@ -3437,7 +3437,7 @@
           <w:i w:val="0"/>
           <w:sz w:val="22"/>
         </w:rPr>
-        <w:t>……矛盾だ、って言っだな。</w:t>
+        <w:t>……矛盾だって言っだな。</w:t>
       </w:r>
     </w:p>
     <w:p>
@@ -3506,7 +3506,7 @@
           <w:i w:val="0"/>
           <w:sz w:val="22"/>
         </w:rPr>
-        <w:t>言わない方が、危ない。(間)矛盾を矛盾と言う人は、まだ、見張れます。言わなくなった人は、見えなくなる。</w:t>
+        <w:t>言わない方が、危ない。(間)矛盾を矛盾と言う人は、まだ見張れます。言わなくなった人は、見えなくなる。</w:t>
       </w:r>
     </w:p>
     <w:p>
@@ -3590,7 +3590,7 @@
           <w:color w:val="555555"/>
           <w:sz w:val="22"/>
         </w:rPr>
-        <w:t>(ホアが、おずおずと手を挙げる。)</w:t>
+        <w:t>(ホアがおずおずと手を挙げる。)</w:t>
       </w:r>
     </w:p>
     <w:p>
@@ -3636,7 +3636,7 @@
           <w:i w:val="0"/>
           <w:sz w:val="22"/>
         </w:rPr>
-        <w:t>社長より、みんなに近いはずの人です。でも、近すぎると、ここからは見えにくくなる。</w:t>
+        <w:t>社長よりみんなに近いはずの人です。でも近すぎると、ここからは見えにくくなる。</w:t>
       </w:r>
     </w:p>
     <w:p>
@@ -3682,7 +3682,7 @@
           <w:i w:val="0"/>
           <w:sz w:val="22"/>
         </w:rPr>
-        <w:t>禍の門でねえ。(ぐい、と湯呑みを取る)あれは、口が開いでる間は、まだ、使えるんだ。閉じだら、終わりだ。</w:t>
+        <w:t>禍の門でねえ。(ぐいと湯呑みを取る)あれは口が開いでる間は、まだ使えるんだ。閉じだら終わりだ。</w:t>
       </w:r>
     </w:p>
     <w:p>
@@ -3743,7 +3743,7 @@
           <w:i w:val="0"/>
           <w:sz w:val="22"/>
         </w:rPr>
-        <w:t>……お先に、いただきます。</w:t>
+        <w:t>……お先にいただきます。</w:t>
       </w:r>
     </w:p>
     <w:p>
@@ -3758,7 +3758,7 @@
           <w:color w:val="555555"/>
           <w:sz w:val="22"/>
         </w:rPr>
-        <w:t>(ホアが、煮付けの身を、一口。)</w:t>
+        <w:t>(ホアが煮付けの身を、一口。)</w:t>
       </w:r>
     </w:p>
     <w:p>
@@ -3842,7 +3842,7 @@
           <w:i w:val="0"/>
           <w:sz w:val="22"/>
         </w:rPr>
-        <w:t>まだ、遠いな。</w:t>
+        <w:t>まだ遠いな。</w:t>
       </w:r>
     </w:p>
     <w:p>
@@ -3888,7 +3888,7 @@
           <w:i w:val="0"/>
           <w:sz w:val="22"/>
         </w:rPr>
-        <w:t>遠い。でも、前よりは、見える。(間)見えるのは、ええごどだ。</w:t>
+        <w:t>遠い。でも前よりは、見える。(間)見えるのは、ええごどだ。</w:t>
       </w:r>
     </w:p>
     <w:p>
@@ -3918,7 +3918,7 @@
           <w:color w:val="555555"/>
           <w:sz w:val="22"/>
         </w:rPr>
-        <w:t>(二月七日(金)午前七時四十分。総理大臣官邸、五階。総理執務室。壁は淡いクリーム色、窓の外に国会議事堂の屋根。机の上に、新しい文具と、誰のものでもない湯呑みが一つ。壁際で、六十代の給仕、田所が盆を抱えて立っている。)</w:t>
+        <w:t>(二月七日(金)午前七時四十分。総理大臣官邸、五階。総理執務室。壁は淡いクリーム色、窓の外に国会議事堂の屋根。机の上に、新しい文具と、誰のものでもない湯呑みが一つ。壁際で六十代の給仕、田所が盆を抱えて立っている。)</w:t>
       </w:r>
     </w:p>
     <w:p>
@@ -3941,7 +3941,7 @@
           <w:i w:val="0"/>
           <w:sz w:val="22"/>
         </w:rPr>
-        <w:t>総理、お茶をお入れしましょうか。煎茶と、ほうじ茶が、ございます。</w:t>
+        <w:t>総理お茶をお入れしましょうか。煎茶とほうじ茶が、ございます。</w:t>
       </w:r>
     </w:p>
     <w:p>
@@ -3964,7 +3964,7 @@
           <w:i w:val="0"/>
           <w:sz w:val="22"/>
         </w:rPr>
-        <w:t>ほうじ茶を、お願いします。(胸ポケットから小さな缶を出して、机に置く)中身は、汐見のお茶です。これで、お願いできますか。</w:t>
+        <w:t>ほうじ茶を、お願いします。(胸ポケットから小さな缶を出して、机に置く)中身は汐見のお茶です。これでお願いできますか。</w:t>
       </w:r>
     </w:p>
     <w:p>
@@ -3987,7 +3987,7 @@
           <w:i w:val="0"/>
           <w:sz w:val="22"/>
         </w:rPr>
-        <w:t>かしこまりました。(缶を両手で受けて、蓋を開ける。香りに、わずかに目を細める)……いい香りで。</w:t>
+        <w:t>かしこまりました。(缶を両手で受けて、蓋を開ける。香りにわずかに目を細める)……いい香りで。</w:t>
       </w:r>
     </w:p>
     <w:p>
@@ -4033,7 +4033,7 @@
           <w:i w:val="0"/>
           <w:sz w:val="22"/>
         </w:rPr>
-        <w:t>三十一年になります。総理は、十一人目でございます。</w:t>
+        <w:t>三十一年になります。総理は十一人目でございます。</w:t>
       </w:r>
     </w:p>
     <w:p>
@@ -4079,7 +4079,7 @@
           <w:i w:val="0"/>
           <w:sz w:val="22"/>
         </w:rPr>
-        <w:t>は。……私が、でございますか。</w:t>
+        <w:t>は。……私がでございますか。</w:t>
       </w:r>
     </w:p>
     <w:p>
@@ -4125,7 +4125,7 @@
           <w:i w:val="0"/>
           <w:sz w:val="22"/>
         </w:rPr>
-        <w:t>総理、それは(言いかけて、口を閉じる)……頂戴いたします。</w:t>
+        <w:t>総理それは(言いかけて口を閉じる)……頂戴いたします。</w:t>
       </w:r>
     </w:p>
     <w:p>
@@ -4163,7 +4163,7 @@
           <w:i w:val="0"/>
           <w:sz w:val="22"/>
         </w:rPr>
-        <w:t>……汐見の、お茶でございますね。</w:t>
+        <w:t>……汐見のお茶でございますね。</w:t>
       </w:r>
     </w:p>
     <w:p>
@@ -4232,7 +4232,7 @@
           <w:i w:val="0"/>
           <w:sz w:val="22"/>
         </w:rPr>
-        <w:t>明日から、こちらでも、これを。</w:t>
+        <w:t>明日からこちらでも、これを。</w:t>
       </w:r>
     </w:p>
     <w:p>
@@ -4255,7 +4255,7 @@
           <w:i w:val="0"/>
           <w:sz w:val="22"/>
         </w:rPr>
-        <w:t>承知いたしました。(一礼して、壁際に戻る)</w:t>
+        <w:t>承知いたしました。(一礼して壁際に戻る)</w:t>
       </w:r>
     </w:p>
     <w:p>
@@ -4293,7 +4293,7 @@
           <w:i w:val="0"/>
           <w:sz w:val="22"/>
         </w:rPr>
-        <w:t>総理。防衛費の財源について、閣議決定の文案に、異議があります。「別途検討する」では、数字がない。</w:t>
+        <w:t>総理。防衛費の財源について、閣議決定の文案に、異議があります。「別途検討する」では数字がない。</w:t>
       </w:r>
     </w:p>
     <w:p>
@@ -4316,7 +4316,7 @@
           <w:i w:val="0"/>
           <w:sz w:val="22"/>
         </w:rPr>
-        <w:t>数字を、次回の閣議までに出します。</w:t>
+        <w:t>数字を次回の閣議までに出します。</w:t>
       </w:r>
     </w:p>
     <w:p>
@@ -4339,7 +4339,7 @@
           <w:i w:val="0"/>
           <w:sz w:val="22"/>
         </w:rPr>
-        <w:t>出なければ、署名はしない。</w:t>
+        <w:t>出なければ署名はしない。</w:t>
       </w:r>
     </w:p>
     <w:p>
@@ -4377,7 +4377,7 @@
           <w:color w:val="555555"/>
           <w:sz w:val="22"/>
         </w:rPr>
-        <w:t>(岸本が書類を一枚めくる。閣僚の一人が咳払いをする。倉前は椅子の背に体を預けず、ただ、真壁の方を見ている。)</w:t>
+        <w:t>(岸本が書類を一枚めくる。閣僚の一人が咳払いをする。倉前は椅子の背に体を預けず、ただ真壁の方を見ている。)</w:t>
       </w:r>
     </w:p>
     <w:p>
@@ -4461,7 +4461,7 @@
           <w:i w:val="0"/>
           <w:sz w:val="22"/>
         </w:rPr>
-        <w:t>「検討中」とのことでございます。期限は、ございません。</w:t>
+        <w:t>「検討中」とのことでございます。期限はございません。</w:t>
       </w:r>
     </w:p>
     <w:p>
@@ -4484,7 +4484,7 @@
           <w:i w:val="0"/>
           <w:sz w:val="22"/>
         </w:rPr>
-        <w:t>「検討」には、期限がない、と。(間)岸本さんが言っていました。最初の一ヶ月は、控えた方がいい、と。</w:t>
+        <w:t>「検討」には期限がない、と。(間)岸本さんが言っていました。最初の一ヶ月は、控えた方がいい、と。</w:t>
       </w:r>
     </w:p>
     <w:p>
@@ -4507,7 +4507,7 @@
           <w:i w:val="0"/>
           <w:sz w:val="22"/>
         </w:rPr>
-        <w:t>官房長官のご忠告は、適切でございます。ただ、私は、早い方がよいと存じます。壁は、触れて初めて、壁だと分かりますので。</w:t>
+        <w:t>官房長官のご忠告は、適切でございます。ただ私は早い方がよいと存じます。壁は触れて初めて、壁だと分かりますので。</w:t>
       </w:r>
     </w:p>
     <w:p>
@@ -4530,7 +4530,7 @@
           <w:i w:val="0"/>
           <w:sz w:val="22"/>
         </w:rPr>
-        <w:t>……もう少し、様子を見ます。</w:t>
+        <w:t>……もう少し様子を見ます。</w:t>
       </w:r>
     </w:p>
     <w:p>
@@ -4698,7 +4698,7 @@
           <w:i w:val="0"/>
           <w:sz w:val="22"/>
         </w:rPr>
-        <w:t>どちらでも、同じことです。(間)さあ、飲みなさい。冷めますよ。</w:t>
+        <w:t>どちらでも、同じことです。(間)さあ飲みなさい。冷めますよ。</w:t>
       </w:r>
     </w:p>
     <w:p>
@@ -4728,7 +4728,7 @@
           <w:color w:val="555555"/>
           <w:sz w:val="22"/>
         </w:rPr>
-        <w:t>(二〇三五年。奥浜地方裁判所、第一法廷。再審の公判。夕方に近く、西向きの窓から、斜めの光が傍聴席の床まで届いている。三十四歳の早瀬灯が、議員バッジをつけたまま弁護人席に立つ。証言台には、五十代の瀬尾。膝の上に、薄い封筒。傍聴席の最前列、中央の席だけが、誰も座らず、空けてある。)</w:t>
+        <w:t>(二〇三五年。奥浜地方裁判所、第一法廷。再審の公判。夕方に近く西向きの窓から、斜めの光が傍聴席の床まで届いている。三十四歳の早瀬灯が、議員バッジをつけたまま弁護人席に立つ。証言台には、五十代の瀬尾。膝の上に、薄い封筒。傍聴席の最前列、中央の席だけが、誰も座らず、空けてある。)</w:t>
       </w:r>
     </w:p>
     <w:p>
@@ -4751,7 +4751,7 @@
           <w:i w:val="0"/>
           <w:sz w:val="22"/>
         </w:rPr>
-        <w:t>本件の証人として申請された久我氏は、九十歳で、医師の診断書により、出廷が困難です。よって、かつて秘書を務めた瀬尾証人の尋問を行います。(間)証人は、宣誓を。</w:t>
+        <w:t>本件の証人として申請された久我氏は、九十歳で、医師の診断書により、出廷が困難です。よってかつて秘書を務めた瀬尾証人の尋問を行います。(間)証人は、宣誓を。</w:t>
       </w:r>
     </w:p>
     <w:p>
@@ -4797,7 +4797,7 @@
           <w:i w:val="0"/>
           <w:sz w:val="22"/>
         </w:rPr>
-        <w:t>瀬尾さん。二〇二五年一月十七日の朝、久我氏はホテルから、十二の県連会長に電話をかけた。「座る」と、そう言った。その理由を、久我氏はあなたに、何と説明しましたか。</w:t>
+        <w:t>瀬尾さん。二〇二五年一月十七日の朝、久我氏はホテルから、十二の県連会長に電話をかけた。「座る」とそう言った。その理由を、久我氏はあなたに、何と説明しましたか。</w:t>
       </w:r>
     </w:p>
     <w:p>
@@ -4820,7 +4820,7 @@
           <w:i w:val="0"/>
           <w:sz w:val="22"/>
         </w:rPr>
-        <w:t>説明は、ございませんでした。聞かないのが、私の仕事でした。(間)ただ、見たことなら、お話しできます。</w:t>
+        <w:t>説明はございませんでした。聞かないのが、私の仕事でした。(間)ただ見たことなら、お話しできます。</w:t>
       </w:r>
     </w:p>
     <w:p>
@@ -4912,7 +4912,7 @@
           <w:i w:val="0"/>
           <w:sz w:val="22"/>
         </w:rPr>
-        <w:t>「遼」の字の、しんにょうの運びが、うまくいかないと。(間)八十歳になって、一つの字の練習を、七回です。</w:t>
+        <w:t>「遼」の字のしんにょうの運びが、うまくいかないと。(間)八十歳になって、一つの字の練習を、七回です。</w:t>
       </w:r>
     </w:p>
     <w:p>
@@ -4958,7 +4958,7 @@
           <w:i w:val="0"/>
           <w:sz w:val="22"/>
         </w:rPr>
-        <w:t>「投票は、字が違えば無効になる。差が一票になれば、わしの字が、そのまま国の字になる」と、おっしゃいました。(間)あの日の差は、実際に、一票でした。</w:t>
+        <w:t>「投票は字が違えば無効になる。差が一票になれば、わしの字が、そのまま国の字になる」とおっしゃいました。(間)あの日の差は、実際に一票でした。</w:t>
       </w:r>
     </w:p>
     <w:p>
@@ -4981,7 +4981,7 @@
           <w:i w:val="0"/>
           <w:sz w:val="22"/>
         </w:rPr>
-        <w:t>では、あの一票は、返してほしい票でしたか。</w:t>
+        <w:t>ではあの一票は、返してほしい票でしたか。</w:t>
       </w:r>
     </w:p>
     <w:p>
@@ -5004,7 +5004,7 @@
           <w:i w:val="0"/>
           <w:sz w:val="22"/>
         </w:rPr>
-        <w:t>いいえ。先生は、「手放した票の行方は、数えない」と。十年間、一度も、見返りの話は、出ておりません。</w:t>
+        <w:t>いいえ。先生は、「手放した票の行方は、数えない」と。十年間、一度も見返りの話は、出ておりません。</w:t>
       </w:r>
     </w:p>
     <w:p>
@@ -5050,7 +5050,7 @@
           <w:i w:val="0"/>
           <w:sz w:val="22"/>
         </w:rPr>
-        <w:t>はい。(わずかに口元が動く)「数えないために、練習するのだ」と、先生は笑われました。</w:t>
+        <w:t>はい。(わずかに口元が動く)「数えないために、練習するのだ」と先生は笑われました。</w:t>
       </w:r>
     </w:p>
     <w:p>
